--- a/docs/思路.docx
+++ b/docs/思路.docx
@@ -15,21 +15,21 @@
     </w:p>
     <w:p>
       <w:pPr>
-        <w:pStyle w:val="a5"/>
-      </w:pPr>
-      <w:r>
-        <w:rPr>
-          <w:rFonts w:hint="eastAsia"/>
+        <w:rPr>
+          <w:b/>
+          <w:bCs/>
+        </w:rPr>
+      </w:pPr>
+      <w:r>
+        <w:rPr>
+          <w:rFonts w:hint="eastAsia"/>
+          <w:b/>
+          <w:bCs/>
         </w:rPr>
         <w:t>数据采集：</w:t>
       </w:r>
     </w:p>
     <w:p>
-      <w:pPr>
-        <w:rPr>
-          <w:rFonts w:hint="eastAsia"/>
-        </w:rPr>
-      </w:pPr>
       <w:r>
         <w:rPr>
           <w:rFonts w:hint="eastAsia"/>
@@ -39,11 +39,16 @@
     </w:p>
     <w:p>
       <w:pPr>
-        <w:pStyle w:val="a5"/>
-      </w:pPr>
-      <w:r>
-        <w:rPr>
-          <w:rFonts w:hint="eastAsia"/>
+        <w:rPr>
+          <w:b/>
+          <w:bCs/>
+        </w:rPr>
+      </w:pPr>
+      <w:r>
+        <w:rPr>
+          <w:rFonts w:hint="eastAsia"/>
+          <w:b/>
+          <w:bCs/>
         </w:rPr>
         <w:t>机器学习：</w:t>
       </w:r>
@@ -71,15 +76,11 @@
       </w:r>
     </w:p>
     <w:p>
-      <w:pPr>
-        <w:rPr>
-          <w:rStyle w:val="af"/>
-        </w:rPr>
-      </w:pPr>
-      <w:r>
-        <w:rPr>
-          <w:rStyle w:val="af"/>
-          <w:rFonts w:hint="eastAsia"/>
+      <w:r>
+        <w:rPr>
+          <w:rFonts w:hint="eastAsia"/>
+          <w:b/>
+          <w:bCs/>
         </w:rPr>
         <w:t>-训练过程</w:t>
       </w:r>
@@ -135,42 +136,50 @@
       </w:r>
     </w:p>
     <w:p>
-      <w:pPr>
-        <w:rPr>
-          <w:rStyle w:val="af"/>
-        </w:rPr>
-      </w:pPr>
-      <w:r>
-        <w:rPr>
-          <w:rStyle w:val="af"/>
-          <w:rFonts w:hint="eastAsia"/>
+      <w:r>
+        <w:rPr>
+          <w:rFonts w:hint="eastAsia"/>
+          <w:b/>
+          <w:bCs/>
         </w:rPr>
         <w:t>-预测过程</w:t>
       </w:r>
     </w:p>
     <w:p>
       <w:r>
+        <w:rPr>
+          <w:rFonts w:hint="eastAsia"/>
+        </w:rPr>
         <w:t>使用</w:t>
       </w:r>
       <w:proofErr w:type="gramStart"/>
       <w:r>
+        <w:rPr>
+          <w:rFonts w:hint="eastAsia"/>
+        </w:rPr>
         <w:t>马尔科夫链对用户</w:t>
       </w:r>
       <w:proofErr w:type="gramEnd"/>
       <w:r>
-        <w:t>当前的</w:t>
-      </w:r>
-      <w:r>
-        <w:rPr>
-          <w:rFonts w:hint="eastAsia"/>
-        </w:rPr>
-        <w:t>状态进行判断，根据不同的状态应用不同类型的模型进行预测</w:t>
-      </w:r>
-    </w:p>
-    <w:p/>
+        <w:rPr>
+          <w:rFonts w:hint="eastAsia"/>
+        </w:rPr>
+        <w:t>当前的状态进行判断，根据不同的状态应用不同类型的模型进行预测</w:t>
+      </w:r>
+    </w:p>
+    <w:p>
+      <w:pPr>
+        <w:rPr>
+          <w:rFonts w:hint="eastAsia"/>
+        </w:rPr>
+      </w:pPr>
+    </w:p>
     <w:p>
       <w:pPr>
         <w:pStyle w:val="a3"/>
+        <w:rPr>
+          <w:rFonts w:hint="eastAsia"/>
+        </w:rPr>
       </w:pPr>
       <w:r>
         <w:rPr>
@@ -180,6 +189,11 @@
       </w:r>
     </w:p>
     <w:p>
+      <w:pPr>
+        <w:rPr>
+          <w:rFonts w:hint="eastAsia"/>
+        </w:rPr>
+      </w:pPr>
       <w:r>
         <w:rPr>
           <w:rFonts w:hint="eastAsia"/>
@@ -188,6 +202,11 @@
       </w:r>
     </w:p>
     <w:p>
+      <w:pPr>
+        <w:rPr>
+          <w:rFonts w:hint="eastAsia"/>
+        </w:rPr>
+      </w:pPr>
       <w:r>
         <w:rPr>
           <w:rFonts w:hint="eastAsia"/>
@@ -196,6 +215,11 @@
       </w:r>
     </w:p>
     <w:p>
+      <w:pPr>
+        <w:rPr>
+          <w:rFonts w:hint="eastAsia"/>
+        </w:rPr>
+      </w:pPr>
       <w:r>
         <w:rPr>
           <w:rFonts w:hint="eastAsia"/>
@@ -203,8 +227,19 @@
         <w:t>服务器收到报道指令会检查数据样本的一致性，检查通过后将边缘设备加入报道队列，等待训练</w:t>
       </w:r>
     </w:p>
-    <w:p/>
-    <w:p>
+    <w:p>
+      <w:pPr>
+        <w:rPr>
+          <w:rFonts w:hint="eastAsia"/>
+        </w:rPr>
+      </w:pPr>
+    </w:p>
+    <w:p>
+      <w:pPr>
+        <w:rPr>
+          <w:rFonts w:hint="eastAsia"/>
+        </w:rPr>
+      </w:pPr>
       <w:r>
         <w:rPr>
           <w:rFonts w:hint="eastAsia"/>
@@ -276,8 +311,19 @@
         <w:t>类别信息发送给边缘设备</w:t>
       </w:r>
     </w:p>
-    <w:p/>
-    <w:p>
+    <w:p>
+      <w:pPr>
+        <w:rPr>
+          <w:rFonts w:hint="eastAsia"/>
+        </w:rPr>
+      </w:pPr>
+    </w:p>
+    <w:p>
+      <w:pPr>
+        <w:rPr>
+          <w:rFonts w:hint="eastAsia"/>
+        </w:rPr>
+      </w:pPr>
       <w:r>
         <w:rPr>
           <w:rFonts w:hint="eastAsia"/>
@@ -299,8 +345,19 @@
         <w:t>初始模型使用对应的类别进行训练，训练结束后会将模型数据发送返回服务器</w:t>
       </w:r>
     </w:p>
-    <w:p/>
-    <w:p>
+    <w:p>
+      <w:pPr>
+        <w:rPr>
+          <w:rFonts w:hint="eastAsia"/>
+        </w:rPr>
+      </w:pPr>
+    </w:p>
+    <w:p>
+      <w:pPr>
+        <w:rPr>
+          <w:rFonts w:hint="eastAsia"/>
+        </w:rPr>
+      </w:pPr>
       <w:r>
         <w:rPr>
           <w:rFonts w:hint="eastAsia"/>
@@ -318,6 +375,11 @@
       </w:r>
     </w:p>
     <w:p>
+      <w:pPr>
+        <w:rPr>
+          <w:rFonts w:hint="eastAsia"/>
+        </w:rPr>
+      </w:pPr>
       <w:r>
         <w:rPr>
           <w:rFonts w:hint="eastAsia"/>
@@ -342,25 +404,7 @@
         <w:rPr>
           <w:rFonts w:hint="eastAsia"/>
         </w:rPr>
-        <w:t>离线</w:t>
-      </w:r>
-      <w:r>
-        <w:rPr>
-          <w:rFonts w:hint="eastAsia"/>
-        </w:rPr>
-        <w:t>或中断</w:t>
-      </w:r>
-      <w:r>
-        <w:rPr>
-          <w:rFonts w:hint="eastAsia"/>
-        </w:rPr>
-        <w:t>的子机在恢复训练后可以发送恢复指令，恢复训练中状态</w:t>
-      </w:r>
-      <w:r>
-        <w:rPr>
-          <w:rFonts w:hint="eastAsia"/>
-        </w:rPr>
-        <w:t>，</w:t>
+        <w:t>离线或中断的子机在恢复训练后可以发送恢复指令，恢复训练中状态，</w:t>
       </w:r>
       <w:r>
         <w:rPr>
@@ -383,8 +427,19 @@
         <w:t>向服务器发送完成指令，包含完整的训练参数，服务器收到后将子机判定为“完成”，若不为以上任意一种状态，子机的状态则为：训练中</w:t>
       </w:r>
     </w:p>
-    <w:p/>
-    <w:p>
+    <w:p>
+      <w:pPr>
+        <w:rPr>
+          <w:rFonts w:hint="eastAsia"/>
+        </w:rPr>
+      </w:pPr>
+    </w:p>
+    <w:p>
+      <w:pPr>
+        <w:rPr>
+          <w:rFonts w:hint="eastAsia"/>
+        </w:rPr>
+      </w:pPr>
       <w:r>
         <w:rPr>
           <w:rFonts w:hint="eastAsia"/>
@@ -412,18 +467,23 @@
         <w:t>融合模型</w:t>
       </w:r>
     </w:p>
-    <w:p/>
-    <w:p>
-      <w:pPr>
-        <w:rPr>
-          <w:rFonts w:hint="eastAsia"/>
-        </w:rPr>
-      </w:pPr>
-      <w:r>
-        <w:rPr>
-          <w:rFonts w:hint="eastAsia"/>
-        </w:rPr>
-        <w:lastRenderedPageBreak/>
+    <w:p>
+      <w:pPr>
+        <w:rPr>
+          <w:rFonts w:hint="eastAsia"/>
+        </w:rPr>
+      </w:pPr>
+    </w:p>
+    <w:p>
+      <w:pPr>
+        <w:rPr>
+          <w:rFonts w:hint="eastAsia"/>
+        </w:rPr>
+      </w:pPr>
+      <w:r>
+        <w:rPr>
+          <w:rFonts w:hint="eastAsia"/>
+        </w:rPr>
         <w:t>虚拟控制中心：这是有别于服务器与真实子机的进程，虚拟控制中心可以动态的生成并发送数据到使用docker生成的子机上，docker</w:t>
       </w:r>
       <w:proofErr w:type="gramStart"/>
